--- a/backend/tests/mock_resumes/dr_sarah_jones_allied.docx
+++ b/backend/tests/mock_resumes/dr_sarah_jones_allied.docx
@@ -15,7 +15,7 @@
         <w:pStyle w:val="Heading1"/>
       </w:pPr>
       <w:r>
-        <w:t>Personal Details</w:t>
+        <w:t>Contact Details</w:t>
       </w:r>
     </w:p>
     <w:p>
@@ -30,7 +30,7 @@
     </w:p>
     <w:p>
       <w:r>
-        <w:t>Address: Hyderabad, India</w:t>
+        <w:t>Address: Gachibowli, Hyderabad, Telangana, India</w:t>
       </w:r>
     </w:p>
     <w:p>
@@ -61,12 +61,12 @@
         <w:pStyle w:val="Heading1"/>
       </w:pPr>
       <w:r>
-        <w:t>Work Experience</w:t>
+        <w:t>Professional Experience</w:t>
       </w:r>
     </w:p>
     <w:p>
       <w:r>
-        <w:t>Assistant Professor at Mahindra University (2021 - Present)</w:t>
+        <w:t>Assistant Professor, School of Technology, Mahindra University (2021 - Present)</w:t>
       </w:r>
     </w:p>
     <w:sectPr>
